--- a/docs/review/packs/chapter-3.17.docx
+++ b/docs/review/packs/chapter-3.17.docx
@@ -263,7 +263,7 @@
           </w:tcPr>
           <w:p>
             <w:r>
-              <w:t>0</w:t>
+              <w:t>3</w:t>
             </w:r>
           </w:p>
         </w:tc>
@@ -1445,9 +1445,387 @@
     </w:p>
     <w:p>
       <w:r>
-        <w:t>No unchecked measurement in this chapter.</w:t>
+        <w:t>Every figure below was written from standard teaching and none has a source against it. Allowed decisions: VERIFIED, CORRECTED, REMOVED. A corrected value goes in the Note column.</w:t>
       </w:r>
     </w:p>
+    <w:tbl>
+      <w:tblPr>
+        <w:tblStyle w:val="TableGrid"/>
+        <w:tblW w:type="auto" w:w="0"/>
+        <w:jc w:val="left"/>
+        <w:tblLayout w:type="fixed"/>
+        <w:tblLook w:firstColumn="1" w:firstRow="1" w:lastColumn="0" w:lastRow="0" w:noHBand="0" w:noVBand="1" w:val="04A0"/>
+      </w:tblPr>
+      <w:tblGrid>
+        <w:gridCol w:w="1764"/>
+        <w:gridCol w:w="1764"/>
+        <w:gridCol w:w="1764"/>
+        <w:gridCol w:w="1764"/>
+        <w:gridCol w:w="1764"/>
+        <w:gridCol w:w="1764"/>
+        <w:gridCol w:w="1764"/>
+        <w:gridCol w:w="1764"/>
+      </w:tblGrid>
+      <w:tr>
+        <w:tc>
+          <w:tcPr>
+            <w:tcW w:type="dxa" w:w="988"/>
+            <w:shd w:val="clear" w:fill="16382D"/>
+          </w:tcPr>
+          <w:p>
+            <w:r/>
+            <w:r>
+              <w:rPr>
+                <w:b/>
+                <w:color w:val="FFFFFF"/>
+              </w:rPr>
+              <w:t>Ref</w:t>
+            </w:r>
+          </w:p>
+        </w:tc>
+        <w:tc>
+          <w:tcPr>
+            <w:tcW w:type="dxa" w:w="706"/>
+            <w:shd w:val="clear" w:fill="16382D"/>
+          </w:tcPr>
+          <w:p>
+            <w:r/>
+            <w:r>
+              <w:rPr>
+                <w:b/>
+                <w:color w:val="FFFFFF"/>
+              </w:rPr>
+              <w:t>Page</w:t>
+            </w:r>
+          </w:p>
+        </w:tc>
+        <w:tc>
+          <w:tcPr>
+            <w:tcW w:type="dxa" w:w="988"/>
+            <w:shd w:val="clear" w:fill="16382D"/>
+          </w:tcPr>
+          <w:p>
+            <w:r/>
+            <w:r>
+              <w:rPr>
+                <w:b/>
+                <w:color w:val="FFFFFF"/>
+              </w:rPr>
+              <w:t>Tier</w:t>
+            </w:r>
+          </w:p>
+        </w:tc>
+        <w:tc>
+          <w:tcPr>
+            <w:tcW w:type="dxa" w:w="1693"/>
+            <w:shd w:val="clear" w:fill="16382D"/>
+          </w:tcPr>
+          <w:p>
+            <w:r/>
+            <w:r>
+              <w:rPr>
+                <w:b/>
+                <w:color w:val="FFFFFF"/>
+              </w:rPr>
+              <w:t>Figure</w:t>
+            </w:r>
+          </w:p>
+        </w:tc>
+        <w:tc>
+          <w:tcPr>
+            <w:tcW w:type="dxa" w:w="4657"/>
+            <w:shd w:val="clear" w:fill="16382D"/>
+          </w:tcPr>
+          <w:p>
+            <w:r/>
+            <w:r>
+              <w:rPr>
+                <w:b/>
+                <w:color w:val="FFFFFF"/>
+              </w:rPr>
+              <w:t>The sentence it supports</w:t>
+            </w:r>
+          </w:p>
+        </w:tc>
+        <w:tc>
+          <w:tcPr>
+            <w:tcW w:type="dxa" w:w="1270"/>
+            <w:shd w:val="clear" w:fill="16382D"/>
+          </w:tcPr>
+          <w:p>
+            <w:r/>
+            <w:r>
+              <w:rPr>
+                <w:b/>
+                <w:color w:val="FFFFFF"/>
+              </w:rPr>
+              <w:t>Decision</w:t>
+            </w:r>
+          </w:p>
+        </w:tc>
+        <w:tc>
+          <w:tcPr>
+            <w:tcW w:type="dxa" w:w="1976"/>
+            <w:shd w:val="clear" w:fill="16382D"/>
+          </w:tcPr>
+          <w:p>
+            <w:r/>
+            <w:r>
+              <w:rPr>
+                <w:b/>
+                <w:color w:val="FFFFFF"/>
+              </w:rPr>
+              <w:t>Source</w:t>
+            </w:r>
+          </w:p>
+        </w:tc>
+        <w:tc>
+          <w:tcPr>
+            <w:tcW w:type="dxa" w:w="1835"/>
+            <w:shd w:val="clear" w:fill="16382D"/>
+          </w:tcPr>
+          <w:p>
+            <w:r/>
+            <w:r>
+              <w:rPr>
+                <w:b/>
+                <w:color w:val="FFFFFF"/>
+              </w:rPr>
+              <w:t>Note</w:t>
+            </w:r>
+          </w:p>
+        </w:tc>
+      </w:tr>
+      <w:tr>
+        <w:tc>
+          <w:tcPr>
+            <w:tcW w:type="dxa" w:w="988"/>
+          </w:tcPr>
+          <w:p>
+            <w:r>
+              <w:t>3.17.2-F1</w:t>
+            </w:r>
+          </w:p>
+        </w:tc>
+        <w:tc>
+          <w:tcPr>
+            <w:tcW w:type="dxa" w:w="706"/>
+          </w:tcPr>
+          <w:p>
+            <w:r>
+              <w:t>3.17.2</w:t>
+            </w:r>
+          </w:p>
+        </w:tc>
+        <w:tc>
+          <w:tcPr>
+            <w:tcW w:type="dxa" w:w="988"/>
+          </w:tcPr>
+          <w:p>
+            <w:r>
+              <w:t>frcs</w:t>
+            </w:r>
+          </w:p>
+        </w:tc>
+        <w:tc>
+          <w:tcPr>
+            <w:tcW w:type="dxa" w:w="1693"/>
+          </w:tcPr>
+          <w:p>
+            <w:r>
+              <w:t>thirty degrees</w:t>
+            </w:r>
+          </w:p>
+        </w:tc>
+        <w:tc>
+          <w:tcPr>
+            <w:tcW w:type="dxa" w:w="4657"/>
+          </w:tcPr>
+          <w:p>
+            <w:r>
+              <w:t>That dissociation is the mechanical basis of the dial test: rotation at thirty degrees and at ninety degrees separates an isolated posterolateral injury from a combined one.</w:t>
+            </w:r>
+          </w:p>
+        </w:tc>
+        <w:tc>
+          <w:tcPr>
+            <w:tcW w:type="dxa" w:w="1270"/>
+          </w:tcPr>
+          <w:p>
+            <w:r/>
+          </w:p>
+        </w:tc>
+        <w:tc>
+          <w:tcPr>
+            <w:tcW w:type="dxa" w:w="1976"/>
+          </w:tcPr>
+          <w:p>
+            <w:r/>
+          </w:p>
+        </w:tc>
+        <w:tc>
+          <w:tcPr>
+            <w:tcW w:type="dxa" w:w="1835"/>
+          </w:tcPr>
+          <w:p>
+            <w:r/>
+          </w:p>
+        </w:tc>
+      </w:tr>
+      <w:tr>
+        <w:tc>
+          <w:tcPr>
+            <w:tcW w:type="dxa" w:w="988"/>
+          </w:tcPr>
+          <w:p>
+            <w:r>
+              <w:t>3.17.2-F2</w:t>
+            </w:r>
+          </w:p>
+        </w:tc>
+        <w:tc>
+          <w:tcPr>
+            <w:tcW w:type="dxa" w:w="706"/>
+          </w:tcPr>
+          <w:p>
+            <w:r>
+              <w:t>3.17.2</w:t>
+            </w:r>
+          </w:p>
+        </w:tc>
+        <w:tc>
+          <w:tcPr>
+            <w:tcW w:type="dxa" w:w="988"/>
+          </w:tcPr>
+          <w:p>
+            <w:r>
+              <w:t>frcs</w:t>
+            </w:r>
+          </w:p>
+        </w:tc>
+        <w:tc>
+          <w:tcPr>
+            <w:tcW w:type="dxa" w:w="1693"/>
+          </w:tcPr>
+          <w:p>
+            <w:r>
+              <w:t>ninety degrees</w:t>
+            </w:r>
+          </w:p>
+        </w:tc>
+        <w:tc>
+          <w:tcPr>
+            <w:tcW w:type="dxa" w:w="4657"/>
+          </w:tcPr>
+          <w:p>
+            <w:r>
+              <w:t>That dissociation is the mechanical basis of the dial test: rotation at thirty degrees and at ninety degrees separates an isolated posterolateral injury from a combined one.</w:t>
+            </w:r>
+          </w:p>
+        </w:tc>
+        <w:tc>
+          <w:tcPr>
+            <w:tcW w:type="dxa" w:w="1270"/>
+          </w:tcPr>
+          <w:p>
+            <w:r/>
+          </w:p>
+        </w:tc>
+        <w:tc>
+          <w:tcPr>
+            <w:tcW w:type="dxa" w:w="1976"/>
+          </w:tcPr>
+          <w:p>
+            <w:r/>
+          </w:p>
+        </w:tc>
+        <w:tc>
+          <w:tcPr>
+            <w:tcW w:type="dxa" w:w="1835"/>
+          </w:tcPr>
+          <w:p>
+            <w:r/>
+          </w:p>
+        </w:tc>
+      </w:tr>
+      <w:tr>
+        <w:tc>
+          <w:tcPr>
+            <w:tcW w:type="dxa" w:w="988"/>
+          </w:tcPr>
+          <w:p>
+            <w:r>
+              <w:t>3.17.5-F1</w:t>
+            </w:r>
+          </w:p>
+        </w:tc>
+        <w:tc>
+          <w:tcPr>
+            <w:tcW w:type="dxa" w:w="706"/>
+          </w:tcPr>
+          <w:p>
+            <w:r>
+              <w:t>3.17.5</w:t>
+            </w:r>
+          </w:p>
+        </w:tc>
+        <w:tc>
+          <w:tcPr>
+            <w:tcW w:type="dxa" w:w="988"/>
+          </w:tcPr>
+          <w:p>
+            <w:r>
+              <w:t>frcs</w:t>
+            </w:r>
+          </w:p>
+        </w:tc>
+        <w:tc>
+          <w:tcPr>
+            <w:tcW w:type="dxa" w:w="1693"/>
+          </w:tcPr>
+          <w:p>
+            <w:r>
+              <w:t>thirty degrees</w:t>
+            </w:r>
+          </w:p>
+        </w:tc>
+        <w:tc>
+          <w:tcPr>
+            <w:tcW w:type="dxa" w:w="4657"/>
+          </w:tcPr>
+          <w:p>
+            <w:r>
+              <w:t>Comparing thirty degrees with ninety separates an isolated corner injury from a combined one, and the test exists because the sectioning work showed the pattern.</w:t>
+            </w:r>
+          </w:p>
+        </w:tc>
+        <w:tc>
+          <w:tcPr>
+            <w:tcW w:type="dxa" w:w="1270"/>
+          </w:tcPr>
+          <w:p>
+            <w:r/>
+          </w:p>
+        </w:tc>
+        <w:tc>
+          <w:tcPr>
+            <w:tcW w:type="dxa" w:w="1976"/>
+          </w:tcPr>
+          <w:p>
+            <w:r/>
+          </w:p>
+        </w:tc>
+        <w:tc>
+          <w:tcPr>
+            <w:tcW w:type="dxa" w:w="1835"/>
+          </w:tcPr>
+          <w:p>
+            <w:r/>
+          </w:p>
+        </w:tc>
+      </w:tr>
+    </w:tbl>
+    <w:p/>
     <w:p>
       <w:pPr>
         <w:pStyle w:val="Heading1"/>
